--- a/docs/papers/SYSIN_Laravel_System_Paper.docx
+++ b/docs/papers/SYSIN_Laravel_System_Paper.docx
@@ -5794,7 +5794,7 @@
       <w:r>
         <w:drawing>
           <wp:inline xmlns:a="http://schemas.openxmlformats.org/drawingml/2006/main" xmlns:pic="http://schemas.openxmlformats.org/drawingml/2006/picture">
-            <wp:extent cx="4497092352000" cy="7176211200000"/>
+            <wp:extent cx="4125772" cy="6583680"/>
             <wp:docPr id="2" name="Picture 2"/>
             <wp:cNvGraphicFramePr>
               <a:graphicFrameLocks noChangeAspect="1"/>
@@ -5815,7 +5815,7 @@
                   <pic:spPr>
                     <a:xfrm>
                       <a:off x="0" y="0"/>
-                      <a:ext cx="4497092352000" cy="7176211200000"/>
+                      <a:ext cx="4125772" cy="6583680"/>
                     </a:xfrm>
                     <a:prstGeom prst="rect"/>
                   </pic:spPr>
@@ -6072,7 +6072,7 @@
       <w:r>
         <w:drawing>
           <wp:inline xmlns:a="http://schemas.openxmlformats.org/drawingml/2006/main" xmlns:pic="http://schemas.openxmlformats.org/drawingml/2006/picture">
-            <wp:extent cx="5859475200000" cy="4739281411765"/>
+            <wp:extent cx="5577840" cy="4511488"/>
             <wp:docPr id="3" name="Picture 3"/>
             <wp:cNvGraphicFramePr>
               <a:graphicFrameLocks noChangeAspect="1"/>
@@ -6093,7 +6093,7 @@
                   <pic:spPr>
                     <a:xfrm>
                       <a:off x="0" y="0"/>
-                      <a:ext cx="5859475200000" cy="4739281411765"/>
+                      <a:ext cx="5577840" cy="4511488"/>
                     </a:xfrm>
                     <a:prstGeom prst="rect"/>
                   </pic:spPr>
@@ -6174,7 +6174,7 @@
       <w:r>
         <w:drawing>
           <wp:inline xmlns:a="http://schemas.openxmlformats.org/drawingml/2006/main" xmlns:pic="http://schemas.openxmlformats.org/drawingml/2006/picture">
-            <wp:extent cx="4284619624800" cy="7176210209025"/>
+            <wp:extent cx="3930844" cy="6583680"/>
             <wp:docPr id="4" name="Picture 4"/>
             <wp:cNvGraphicFramePr>
               <a:graphicFrameLocks noChangeAspect="1"/>
@@ -6195,7 +6195,7 @@
                   <pic:spPr>
                     <a:xfrm>
                       <a:off x="0" y="0"/>
-                      <a:ext cx="4284619624800" cy="7176210209025"/>
+                      <a:ext cx="3930844" cy="6583680"/>
                     </a:xfrm>
                     <a:prstGeom prst="rect"/>
                   </pic:spPr>
@@ -6276,7 +6276,7 @@
       <w:r>
         <w:drawing>
           <wp:inline xmlns:a="http://schemas.openxmlformats.org/drawingml/2006/main" xmlns:pic="http://schemas.openxmlformats.org/drawingml/2006/picture">
-            <wp:extent cx="5432813416800" cy="7176210418462"/>
+            <wp:extent cx="4984233" cy="6583680"/>
             <wp:docPr id="5" name="Picture 5"/>
             <wp:cNvGraphicFramePr>
               <a:graphicFrameLocks noChangeAspect="1"/>
@@ -6297,7 +6297,7 @@
                   <pic:spPr>
                     <a:xfrm>
                       <a:off x="0" y="0"/>
-                      <a:ext cx="5432813416800" cy="7176210418462"/>
+                      <a:ext cx="4984233" cy="6583680"/>
                     </a:xfrm>
                     <a:prstGeom prst="rect"/>
                   </pic:spPr>
@@ -9308,68 +9308,7 @@
         <w:jc w:val="both"/>
       </w:pPr>
       <w:r>
-        <w:rPr>
-          <w:rFonts w:ascii="Courier New" w:hAnsi="Courier New"/>
-          <w:sz w:val="22"/>
-          <w:rFonts w:ascii="Courier New" w:hAnsi="Courier New" w:cs="Courier New"/>
-        </w:rPr>
-        <w:t>MailMessage::action()</w:t>
-      </w:r>
-      <w:r>
-        <w:rPr>
-          <w:rFonts w:ascii="Times New Roman" w:hAnsi="Times New Roman"/>
-          <w:sz w:val="24"/>
-          <w:rFonts w:ascii="Times New Roman" w:hAnsi="Times New Roman" w:cs="Times New Roman"/>
-        </w:rPr>
-        <w:t xml:space="preserve"> overwrites rather than appends, so the notification issues exactly one button and falls back to the reservation page when no receipt exists — a detail that would otherwise silently drop the primary call to action. </w:t>
-      </w:r>
-      <w:r>
-        <w:rPr>
-          <w:rFonts w:ascii="Courier New" w:hAnsi="Courier New"/>
-          <w:sz w:val="22"/>
-          <w:rFonts w:ascii="Courier New" w:hAnsi="Courier New" w:cs="Courier New"/>
-        </w:rPr>
-        <w:t>attachData()</w:t>
-      </w:r>
-      <w:r>
-        <w:rPr>
-          <w:rFonts w:ascii="Times New Roman" w:hAnsi="Times New Roman"/>
-          <w:sz w:val="24"/>
-          <w:rFonts w:ascii="Times New Roman" w:hAnsi="Times New Roman" w:cs="Times New Roman"/>
-        </w:rPr>
-        <w:t xml:space="preserve"> writes to </w:t>
-      </w:r>
-      <w:r>
-        <w:rPr>
-          <w:rFonts w:ascii="Courier New" w:hAnsi="Courier New"/>
-          <w:sz w:val="22"/>
-          <w:rFonts w:ascii="Courier New" w:hAnsi="Courier New" w:cs="Courier New"/>
-        </w:rPr>
-        <w:t>rawAttachments</w:t>
-      </w:r>
-      <w:r>
-        <w:rPr>
-          <w:rFonts w:ascii="Times New Roman" w:hAnsi="Times New Roman"/>
-          <w:sz w:val="24"/>
-          <w:rFonts w:ascii="Times New Roman" w:hAnsi="Times New Roman" w:cs="Times New Roman"/>
-        </w:rPr>
-        <w:t xml:space="preserve">, not </w:t>
-      </w:r>
-      <w:r>
-        <w:rPr>
-          <w:rFonts w:ascii="Courier New" w:hAnsi="Courier New"/>
-          <w:sz w:val="22"/>
-          <w:rFonts w:ascii="Courier New" w:hAnsi="Courier New" w:cs="Courier New"/>
-        </w:rPr>
-        <w:t>attachments</w:t>
-      </w:r>
-      <w:r>
-        <w:rPr>
-          <w:rFonts w:ascii="Times New Roman" w:hAnsi="Times New Roman"/>
-          <w:sz w:val="24"/>
-          <w:rFonts w:ascii="Times New Roman" w:hAnsi="Times New Roman" w:cs="Times New Roman"/>
-        </w:rPr>
-        <w:t>, which is easy to verify incorrectly and would appear to succeed while attaching nothing.</w:t>
+        <w:t>The confirmation notification uses MailMessage::attachData() so the customer receives the actual PDF document. Pending reservations receive a separate pending-payment slip. attachData() writes to rawAttachments, which is covered by the receipt-mail tests.</w:t>
       </w:r>
     </w:p>
     <w:p>
@@ -10315,6 +10254,18 @@
       </w:pPr>
     </w:p>
     <w:p>
+      <w:pPr/>
+      <w:r>
+        <w:rPr>
+          <w:b/>
+        </w:rPr>
+        <w:t xml:space="preserve">Implementation alignment update. </w:t>
+      </w:r>
+      <w:r>
+        <w:t>The current build also includes customer email verification, Terms and Conditions acceptance, a pending reservation email with a PDF slip, a scheduled reservation reminder, and an administrator resend-confirmation action recorded in the audit log. The selected court is passed through the availability query so a reservation on one court does not hide the same time on another court.</w:t>
+      </w:r>
+    </w:p>
+    <w:p>
       <w:pPr>
         <w:keepNext/>
         <w:spacing w:after="40" w:before="360" w:line="240" w:lineRule="auto"/>
@@ -10386,13 +10337,7 @@
         <w:jc w:val="both"/>
       </w:pPr>
       <w:r>
-        <w:rPr>
-          <w:rFonts w:ascii="Times New Roman" w:hAnsi="Times New Roman"/>
-          <w:b/>
-          <w:sz w:val="24"/>
-          <w:rFonts w:ascii="Times New Roman" w:hAnsi="Times New Roman" w:cs="Times New Roman"/>
-        </w:rPr>
-        <w:t>Result: 131 automated tests, 131 passed, 0 failed.</w:t>
+        <w:t>Verification status at this revision: the current suite contains 158 discovered tests. A final pass/fail total must be recorded only after the PostgreSQL-backed suite is run successfully on the submission environment.</w:t>
       </w:r>
     </w:p>
     <w:p>
@@ -19184,12 +19129,7 @@
         <w:jc w:val="both"/>
       </w:pPr>
       <w:r>
-        <w:rPr>
-          <w:rFonts w:ascii="Times New Roman" w:hAnsi="Times New Roman"/>
-          <w:sz w:val="24"/>
-          <w:rFonts w:ascii="Times New Roman" w:hAnsi="Times New Roman" w:cs="Times New Roman"/>
-        </w:rPr>
-        <w:t>The system passes 131 automated tests against a real PostgreSQL instance.</w:t>
+        <w:t>The source currently contains 158 discoverable tests. The final paper must report the exact passing total from a fresh PostgreSQL-backed run rather than carrying forward an earlier count.</w:t>
       </w:r>
     </w:p>
     <w:p>
@@ -19304,21 +19244,7 @@
         <w:jc w:val="both"/>
       </w:pPr>
       <w:r>
-        <w:rPr>
-          <w:rFonts w:ascii="Times New Roman" w:hAnsi="Times New Roman"/>
-          <w:b/>
-          <w:sz w:val="24"/>
-          <w:rFonts w:ascii="Times New Roman" w:hAnsi="Times New Roman" w:cs="Times New Roman"/>
-        </w:rPr>
-        <w:t>Making email failure harmless.</w:t>
-      </w:r>
-      <w:r>
-        <w:rPr>
-          <w:rFonts w:ascii="Times New Roman" w:hAnsi="Times New Roman"/>
-          <w:sz w:val="24"/>
-          <w:rFonts w:ascii="Times New Roman" w:hAnsi="Times New Roman" w:cs="Times New Roman"/>
-        </w:rPr>
-        <w:t xml:space="preserve"> A mail outage must never reverse a paid, confirmed reservation. This was addressed by dispatching the job only after the database transaction commits and by configuring a failover transport that falls back to the log driver, so an outage degrades visibility instead of failing the job.</w:t>
+        <w:t>Making email failure harmless. A mail outage must never reverse a paid, confirmed reservation. The payment-confirmation job is dispatched after commit and retries independently. SMTP and Resend are environment-configurable; live delivery must be recorded separately from source-level verification.</w:t>
       </w:r>
     </w:p>
     <w:p>
